--- a/week6/Stage_3_Lab_Student_Handout.docx
+++ b/week6/Stage_3_Lab_Student_Handout.docx
@@ -1,6 +1,6 @@
 
 <file path=word/document.xml><?xml version="1.0" encoding="utf-8"?>
-<w:document xmlns:wpc="http://schemas.microsoft.com/office/word/2010/wordprocessingCanvas" xmlns:cx="http://schemas.microsoft.com/office/drawing/2014/chartex" xmlns:cx1="http://schemas.microsoft.com/office/drawing/2015/9/8/chartex" xmlns:cx2="http://schemas.microsoft.com/office/drawing/2015/10/21/chartex" xmlns:cx3="http://schemas.microsoft.com/office/drawing/2016/5/9/chartex" xmlns:cx4="http://schemas.microsoft.com/office/drawing/2016/5/10/chartex" xmlns:cx5="http://schemas.microsoft.com/office/drawing/2016/5/11/chartex" xmlns:cx6="http://schemas.microsoft.com/office/drawing/2016/5/12/chartex" xmlns:cx7="http://schemas.microsoft.com/office/drawing/2016/5/13/chartex" xmlns:cx8="http://schemas.microsoft.com/office/drawing/2016/5/14/chartex" xmlns:mc="http://schemas.openxmlformats.org/markup-compatibility/2006" xmlns:aink="http://schemas.microsoft.com/office/drawing/2016/ink" xmlns:am3d="http://schemas.microsoft.com/office/drawing/2017/model3d" xmlns:o="urn:schemas-microsoft-com:office:office" xmlns:oel="http://schemas.microsoft.com/office/2019/extlst" xmlns:r="http://schemas.openxmlformats.org/officeDocument/2006/relationships" xmlns:m="http://schemas.openxmlformats.org/officeDocument/2006/math" xmlns:v="urn:schemas-microsoft-com:vml" xmlns:wp14="http://schemas.microsoft.com/office/word/2010/wordprocessingDrawing" xmlns:wp="http://schemas.openxmlformats.org/drawingml/2006/wordprocessingDrawing" xmlns:w10="urn:schemas-microsoft-com:office:word" xmlns:w="http://schemas.openxmlformats.org/wordprocessingml/2006/main" xmlns:w14="http://schemas.microsoft.com/office/word/2010/wordml" xmlns:w15="http://schemas.microsoft.com/office/word/2012/wordml" xmlns:w16cei="http://schemas.microsoft.com/office/word/2026/wordml/cei" xmlns:w16cex="http://schemas.microsoft.com/office/word/2018/wordml/cex" xmlns:w16cid="http://schemas.microsoft.com/office/word/2016/wordml/cid" xmlns:w16="http://schemas.microsoft.com/office/word/2018/wordml" xmlns:w16du="http://schemas.microsoft.com/office/word/2023/wordml/word16du" xmlns:w16sdtdh="http://schemas.microsoft.com/office/word/2020/wordml/sdtdatahash" xmlns:w16sdtfl="http://schemas.microsoft.com/office/word/2024/wordml/sdtformatlock" xmlns:w16se="http://schemas.microsoft.com/office/word/2015/wordml/symex" xmlns:wpg="http://schemas.microsoft.com/office/word/2010/wordprocessingGroup" xmlns:wpi="http://schemas.microsoft.com/office/word/2010/wordprocessingInk" xmlns:wne="http://schemas.microsoft.com/office/word/2006/wordml" xmlns:wps="http://schemas.microsoft.com/office/word/2010/wordprocessingShape" mc:Ignorable="w14 w15 w16se w16cid w16 w16cex w16sdtdh w16sdtfl w16du wp14">
+<w:document xmlns:wpc="http://schemas.microsoft.com/office/word/2010/wordprocessingCanvas" xmlns:cx="http://schemas.microsoft.com/office/drawing/2014/chartex" xmlns:cx1="http://schemas.microsoft.com/office/drawing/2015/9/8/chartex" xmlns:cx2="http://schemas.microsoft.com/office/drawing/2015/10/21/chartex" xmlns:cx3="http://schemas.microsoft.com/office/drawing/2016/5/9/chartex" xmlns:cx4="http://schemas.microsoft.com/office/drawing/2016/5/10/chartex" xmlns:cx5="http://schemas.microsoft.com/office/drawing/2016/5/11/chartex" xmlns:cx6="http://schemas.microsoft.com/office/drawing/2016/5/12/chartex" xmlns:cx7="http://schemas.microsoft.com/office/drawing/2016/5/13/chartex" xmlns:cx8="http://schemas.microsoft.com/office/drawing/2016/5/14/chartex" xmlns:mc="http://schemas.openxmlformats.org/markup-compatibility/2006" xmlns:aink="http://schemas.microsoft.com/office/drawing/2016/ink" xmlns:am3d="http://schemas.microsoft.com/office/drawing/2017/model3d" xmlns:o="urn:schemas-microsoft-com:office:office" xmlns:oel="http://schemas.microsoft.com/office/2019/extlst" xmlns:r="http://schemas.openxmlformats.org/officeDocument/2006/relationships" xmlns:m="http://schemas.openxmlformats.org/officeDocument/2006/math" xmlns:v="urn:schemas-microsoft-com:vml" xmlns:wp14="http://schemas.microsoft.com/office/word/2010/wordprocessingDrawing" xmlns:wp="http://schemas.openxmlformats.org/drawingml/2006/wordprocessingDrawing" xmlns:w10="urn:schemas-microsoft-com:office:word" xmlns:w="http://schemas.openxmlformats.org/wordprocessingml/2006/main" xmlns:w14="http://schemas.microsoft.com/office/word/2010/wordml" xmlns:w15="http://schemas.microsoft.com/office/word/2012/wordml" xmlns:w16cex="http://schemas.microsoft.com/office/word/2018/wordml/cex" xmlns:w16cid="http://schemas.microsoft.com/office/word/2016/wordml/cid" xmlns:w16="http://schemas.microsoft.com/office/word/2018/wordml" xmlns:w16du="http://schemas.microsoft.com/office/word/2023/wordml/word16du" xmlns:w16sdtdh="http://schemas.microsoft.com/office/word/2020/wordml/sdtdatahash" xmlns:w16sdtfl="http://schemas.microsoft.com/office/word/2024/wordml/sdtformatlock" xmlns:w16se="http://schemas.microsoft.com/office/word/2015/wordml/symex" xmlns:wpg="http://schemas.microsoft.com/office/word/2010/wordprocessingGroup" xmlns:wpi="http://schemas.microsoft.com/office/word/2010/wordprocessingInk" xmlns:wne="http://schemas.microsoft.com/office/word/2006/wordml" xmlns:wps="http://schemas.microsoft.com/office/word/2010/wordprocessingShape" mc:Ignorable="w14 w15 w16se w16cid w16 w16cex w16sdtdh w16sdtfl w16du wp14">
   <w:body>
     <w:p>
       <w:pPr>
@@ -62,17 +62,111 @@
         <w:t>Highlight nouns, verbs and business rules in SmartCare v0.2.</w:t>
       </w:r>
     </w:p>
+    <w:p/>
+    <w:p>
+      <w:r>
+        <w:t>NOUNS:</w:t>
+      </w:r>
+    </w:p>
     <w:p>
       <w:pPr>
-        <w:pStyle w:val="Heading1"/>
+        <w:pStyle w:val="ListParagraph"/>
+        <w:numPr>
+          <w:ilvl w:val="0"/>
+          <w:numId w:val="10"/>
+        </w:numPr>
       </w:pPr>
       <w:r>
-        <w:t>B - Candidate Classes</w:t>
+        <w:t xml:space="preserve">Appointment, status, date, time, </w:t>
+      </w:r>
+      <w:r>
+        <w:t>availability, patient, patient details</w:t>
       </w:r>
     </w:p>
     <w:p>
       <w:r>
-        <w:t>Record candidate concepts, supporting requirements, state and behaviour.</w:t>
+        <w:t>VERBS:</w:t>
+      </w:r>
+    </w:p>
+    <w:p>
+      <w:pPr>
+        <w:pStyle w:val="ListParagraph"/>
+        <w:numPr>
+          <w:ilvl w:val="0"/>
+          <w:numId w:val="10"/>
+        </w:numPr>
+      </w:pPr>
+      <w:r>
+        <w:t xml:space="preserve">Booking, cancellation, rescheduling, updating, </w:t>
+      </w:r>
+      <w:r>
+        <w:t xml:space="preserve">providing, attending </w:t>
+      </w:r>
+    </w:p>
+    <w:p/>
+    <w:p>
+      <w:r>
+        <w:t>BUSINESS RULES:</w:t>
+      </w:r>
+    </w:p>
+    <w:p>
+      <w:pPr>
+        <w:pStyle w:val="ListParagraph"/>
+        <w:numPr>
+          <w:ilvl w:val="0"/>
+          <w:numId w:val="10"/>
+        </w:numPr>
+      </w:pPr>
+      <w:r>
+        <w:t>A single patient and a single practitioner must be connected by an appointment.</w:t>
+      </w:r>
+    </w:p>
+    <w:p>
+      <w:pPr>
+        <w:pStyle w:val="ListParagraph"/>
+        <w:numPr>
+          <w:ilvl w:val="0"/>
+          <w:numId w:val="10"/>
+        </w:numPr>
+      </w:pPr>
+      <w:r>
+        <w:t>At the time of the appointment, a practitioner must be accessible.</w:t>
+      </w:r>
+    </w:p>
+    <w:p>
+      <w:pPr>
+        <w:pStyle w:val="ListParagraph"/>
+        <w:numPr>
+          <w:ilvl w:val="0"/>
+          <w:numId w:val="10"/>
+        </w:numPr>
+      </w:pPr>
+      <w:r>
+        <w:t>Cancellations of appointments must be documented.</w:t>
+      </w:r>
+    </w:p>
+    <w:p>
+      <w:pPr>
+        <w:pStyle w:val="ListParagraph"/>
+        <w:numPr>
+          <w:ilvl w:val="0"/>
+          <w:numId w:val="10"/>
+        </w:numPr>
+      </w:pPr>
+      <w:r>
+        <w:t>Information on patients and practitioners needs to be kept up to date.</w:t>
+      </w:r>
+    </w:p>
+    <w:p>
+      <w:pPr>
+        <w:pStyle w:val="ListParagraph"/>
+        <w:numPr>
+          <w:ilvl w:val="0"/>
+          <w:numId w:val="10"/>
+        </w:numPr>
+      </w:pPr>
+      <w:r>
+        <w:t>Appointments and practitioners are managed by the clinic.</w:t>
       </w:r>
     </w:p>
     <w:p>
@@ -80,6 +174,284 @@
         <w:pStyle w:val="Heading1"/>
       </w:pPr>
       <w:r>
+        <w:t>B</w:t>
+      </w:r>
+      <w:r>
+        <w:t xml:space="preserve"> - Candida</w:t>
+      </w:r>
+      <w:r>
+        <w:t>t</w:t>
+      </w:r>
+      <w:r>
+        <w:t>e Classes</w:t>
+      </w:r>
+    </w:p>
+    <w:p>
+      <w:r>
+        <w:t xml:space="preserve">Record candidate concepts, supporting requirements, state and </w:t>
+      </w:r>
+      <w:proofErr w:type="spellStart"/>
+      <w:r>
+        <w:t>behaviour</w:t>
+      </w:r>
+      <w:proofErr w:type="spellEnd"/>
+      <w:r>
+        <w:t>.</w:t>
+      </w:r>
+    </w:p>
+    <w:p/>
+    <w:tbl>
+      <w:tblPr>
+        <w:tblStyle w:val="TableGrid"/>
+        <w:tblW w:w="0" w:type="auto"/>
+        <w:tblLook w:val="04A0" w:firstRow="1" w:lastRow="0" w:firstColumn="1" w:lastColumn="0" w:noHBand="0" w:noVBand="1"/>
+      </w:tblPr>
+      <w:tblGrid>
+        <w:gridCol w:w="2574"/>
+        <w:gridCol w:w="2574"/>
+        <w:gridCol w:w="2574"/>
+        <w:gridCol w:w="2574"/>
+      </w:tblGrid>
+      <w:tr>
+        <w:tc>
+          <w:tcPr>
+            <w:tcW w:w="2574" w:type="dxa"/>
+            <w:vAlign w:val="center"/>
+          </w:tcPr>
+          <w:p>
+            <w:r>
+              <w:rPr>
+                <w:b/>
+                <w:bCs/>
+              </w:rPr>
+              <w:t>Candidate Concept</w:t>
+            </w:r>
+          </w:p>
+        </w:tc>
+        <w:tc>
+          <w:tcPr>
+            <w:tcW w:w="2574" w:type="dxa"/>
+            <w:vAlign w:val="center"/>
+          </w:tcPr>
+          <w:p>
+            <w:r>
+              <w:rPr>
+                <w:b/>
+                <w:bCs/>
+              </w:rPr>
+              <w:t>Supporting Requirement</w:t>
+            </w:r>
+          </w:p>
+        </w:tc>
+        <w:tc>
+          <w:tcPr>
+            <w:tcW w:w="2574" w:type="dxa"/>
+            <w:vAlign w:val="center"/>
+          </w:tcPr>
+          <w:p>
+            <w:r>
+              <w:rPr>
+                <w:b/>
+                <w:bCs/>
+              </w:rPr>
+              <w:t>State</w:t>
+            </w:r>
+          </w:p>
+        </w:tc>
+        <w:tc>
+          <w:tcPr>
+            <w:tcW w:w="2574" w:type="dxa"/>
+            <w:vAlign w:val="center"/>
+          </w:tcPr>
+          <w:p>
+            <w:r>
+              <w:rPr>
+                <w:b/>
+                <w:bCs/>
+              </w:rPr>
+              <w:t>Behaviour</w:t>
+            </w:r>
+          </w:p>
+        </w:tc>
+      </w:tr>
+      <w:tr>
+        <w:tc>
+          <w:tcPr>
+            <w:tcW w:w="2574" w:type="dxa"/>
+          </w:tcPr>
+          <w:p>
+            <w:r>
+              <w:t xml:space="preserve">Patient </w:t>
+            </w:r>
+          </w:p>
+        </w:tc>
+        <w:tc>
+          <w:tcPr>
+            <w:tcW w:w="2574" w:type="dxa"/>
+          </w:tcPr>
+          <w:p>
+            <w:r>
+              <w:t xml:space="preserve">Storing of details </w:t>
+            </w:r>
+          </w:p>
+        </w:tc>
+        <w:tc>
+          <w:tcPr>
+            <w:tcW w:w="2574" w:type="dxa"/>
+          </w:tcPr>
+          <w:p>
+            <w:r>
+              <w:t>Name, contact, DOB, details</w:t>
+            </w:r>
+          </w:p>
+        </w:tc>
+        <w:tc>
+          <w:tcPr>
+            <w:tcW w:w="2574" w:type="dxa"/>
+          </w:tcPr>
+          <w:p>
+            <w:r>
+              <w:t>Updating details</w:t>
+            </w:r>
+          </w:p>
+        </w:tc>
+      </w:tr>
+      <w:tr>
+        <w:tc>
+          <w:tcPr>
+            <w:tcW w:w="2574" w:type="dxa"/>
+          </w:tcPr>
+          <w:p>
+            <w:r>
+              <w:t>Status</w:t>
+            </w:r>
+          </w:p>
+        </w:tc>
+        <w:tc>
+          <w:tcPr>
+            <w:tcW w:w="2574" w:type="dxa"/>
+          </w:tcPr>
+          <w:p>
+            <w:r>
+              <w:t>Appt needs to track status</w:t>
+            </w:r>
+          </w:p>
+        </w:tc>
+        <w:tc>
+          <w:tcPr>
+            <w:tcW w:w="2574" w:type="dxa"/>
+          </w:tcPr>
+          <w:p>
+            <w:r>
+              <w:t>Book or cancel</w:t>
+            </w:r>
+          </w:p>
+        </w:tc>
+        <w:tc>
+          <w:tcPr>
+            <w:tcW w:w="2574" w:type="dxa"/>
+          </w:tcPr>
+          <w:p>
+            <w:r>
+              <w:t>Status update</w:t>
+            </w:r>
+          </w:p>
+        </w:tc>
+      </w:tr>
+      <w:tr>
+        <w:tc>
+          <w:tcPr>
+            <w:tcW w:w="2574" w:type="dxa"/>
+          </w:tcPr>
+          <w:p>
+            <w:r>
+              <w:t>Practitioner</w:t>
+            </w:r>
+          </w:p>
+        </w:tc>
+        <w:tc>
+          <w:tcPr>
+            <w:tcW w:w="2574" w:type="dxa"/>
+          </w:tcPr>
+          <w:p>
+            <w:r>
+              <w:t>Practitioner provides services</w:t>
+            </w:r>
+          </w:p>
+        </w:tc>
+        <w:tc>
+          <w:tcPr>
+            <w:tcW w:w="2574" w:type="dxa"/>
+          </w:tcPr>
+          <w:p>
+            <w:r>
+              <w:t>Na</w:t>
+            </w:r>
+            <w:r>
+              <w:t>me, specialty, availability</w:t>
+            </w:r>
+          </w:p>
+        </w:tc>
+        <w:tc>
+          <w:tcPr>
+            <w:tcW w:w="2574" w:type="dxa"/>
+          </w:tcPr>
+          <w:p>
+            <w:r>
+              <w:t xml:space="preserve">Manages the availability </w:t>
+            </w:r>
+          </w:p>
+        </w:tc>
+      </w:tr>
+      <w:tr>
+        <w:tc>
+          <w:tcPr>
+            <w:tcW w:w="2574" w:type="dxa"/>
+          </w:tcPr>
+          <w:p>
+            <w:r>
+              <w:t>Cancellation</w:t>
+            </w:r>
+          </w:p>
+        </w:tc>
+        <w:tc>
+          <w:tcPr>
+            <w:tcW w:w="2574" w:type="dxa"/>
+          </w:tcPr>
+          <w:p>
+            <w:r>
+              <w:t>Support of appt cancelling</w:t>
+            </w:r>
+          </w:p>
+        </w:tc>
+        <w:tc>
+          <w:tcPr>
+            <w:tcW w:w="2574" w:type="dxa"/>
+          </w:tcPr>
+          <w:p>
+            <w:r>
+              <w:t xml:space="preserve">Reasoning </w:t>
+            </w:r>
+          </w:p>
+        </w:tc>
+        <w:tc>
+          <w:tcPr>
+            <w:tcW w:w="2574" w:type="dxa"/>
+          </w:tcPr>
+          <w:p>
+            <w:r>
+              <w:t xml:space="preserve">Recording reasoning and cancellation </w:t>
+            </w:r>
+          </w:p>
+        </w:tc>
+      </w:tr>
+    </w:tbl>
+    <w:p>
+      <w:pPr>
+        <w:pStyle w:val="Heading1"/>
+      </w:pPr>
+      <w:r>
+        <w:lastRenderedPageBreak/>
         <w:t>C - CRC Cards</w:t>
       </w:r>
     </w:p>
@@ -88,6 +460,322 @@
         <w:t>Create CRC cards for Patient, Practitioner and Appointment.</w:t>
       </w:r>
     </w:p>
+    <w:p>
+      <w:r>
+        <w:t>Patient</w:t>
+      </w:r>
+      <w:r>
+        <w:t>:</w:t>
+      </w:r>
+    </w:p>
+    <w:tbl>
+      <w:tblPr>
+        <w:tblStyle w:val="TableGrid"/>
+        <w:tblW w:w="0" w:type="auto"/>
+        <w:tblLook w:val="04A0" w:firstRow="1" w:lastRow="0" w:firstColumn="1" w:lastColumn="0" w:noHBand="0" w:noVBand="1"/>
+      </w:tblPr>
+      <w:tblGrid>
+        <w:gridCol w:w="5148"/>
+        <w:gridCol w:w="5148"/>
+      </w:tblGrid>
+      <w:tr>
+        <w:tc>
+          <w:tcPr>
+            <w:tcW w:w="5148" w:type="dxa"/>
+            <w:vAlign w:val="center"/>
+          </w:tcPr>
+          <w:p>
+            <w:r>
+              <w:rPr>
+                <w:b/>
+                <w:bCs/>
+              </w:rPr>
+              <w:t>Responsibilities</w:t>
+            </w:r>
+          </w:p>
+        </w:tc>
+        <w:tc>
+          <w:tcPr>
+            <w:tcW w:w="5148" w:type="dxa"/>
+            <w:vAlign w:val="center"/>
+          </w:tcPr>
+          <w:p>
+            <w:r>
+              <w:rPr>
+                <w:b/>
+                <w:bCs/>
+              </w:rPr>
+              <w:t>Collaborators</w:t>
+            </w:r>
+          </w:p>
+        </w:tc>
+      </w:tr>
+      <w:tr>
+        <w:tc>
+          <w:tcPr>
+            <w:tcW w:w="5148" w:type="dxa"/>
+            <w:vAlign w:val="center"/>
+          </w:tcPr>
+          <w:p>
+            <w:r>
+              <w:t>Maintain personal details</w:t>
+            </w:r>
+          </w:p>
+        </w:tc>
+        <w:tc>
+          <w:tcPr>
+            <w:tcW w:w="5148" w:type="dxa"/>
+            <w:vAlign w:val="center"/>
+          </w:tcPr>
+          <w:p>
+            <w:r>
+              <w:t>Clinic</w:t>
+            </w:r>
+          </w:p>
+        </w:tc>
+      </w:tr>
+      <w:tr>
+        <w:tc>
+          <w:tcPr>
+            <w:tcW w:w="5148" w:type="dxa"/>
+            <w:vAlign w:val="center"/>
+          </w:tcPr>
+          <w:p>
+            <w:r>
+              <w:t>Hold appointment history</w:t>
+            </w:r>
+          </w:p>
+        </w:tc>
+        <w:tc>
+          <w:tcPr>
+            <w:tcW w:w="5148" w:type="dxa"/>
+            <w:vAlign w:val="center"/>
+          </w:tcPr>
+          <w:p>
+            <w:r>
+              <w:t>Appointment</w:t>
+            </w:r>
+          </w:p>
+        </w:tc>
+      </w:tr>
+    </w:tbl>
+    <w:p/>
+    <w:p>
+      <w:r>
+        <w:t>Practitioner</w:t>
+      </w:r>
+      <w:r>
+        <w:t>:</w:t>
+      </w:r>
+    </w:p>
+    <w:tbl>
+      <w:tblPr>
+        <w:tblStyle w:val="TableGrid"/>
+        <w:tblW w:w="0" w:type="auto"/>
+        <w:tblLook w:val="04A0" w:firstRow="1" w:lastRow="0" w:firstColumn="1" w:lastColumn="0" w:noHBand="0" w:noVBand="1"/>
+      </w:tblPr>
+      <w:tblGrid>
+        <w:gridCol w:w="5148"/>
+        <w:gridCol w:w="5148"/>
+      </w:tblGrid>
+      <w:tr>
+        <w:tc>
+          <w:tcPr>
+            <w:tcW w:w="5148" w:type="dxa"/>
+            <w:vAlign w:val="center"/>
+          </w:tcPr>
+          <w:p>
+            <w:r>
+              <w:rPr>
+                <w:b/>
+                <w:bCs/>
+              </w:rPr>
+              <w:t>Responsibilities</w:t>
+            </w:r>
+          </w:p>
+        </w:tc>
+        <w:tc>
+          <w:tcPr>
+            <w:tcW w:w="5148" w:type="dxa"/>
+            <w:vAlign w:val="center"/>
+          </w:tcPr>
+          <w:p>
+            <w:r>
+              <w:rPr>
+                <w:b/>
+                <w:bCs/>
+              </w:rPr>
+              <w:t>Collaborators</w:t>
+            </w:r>
+          </w:p>
+        </w:tc>
+      </w:tr>
+      <w:tr>
+        <w:tc>
+          <w:tcPr>
+            <w:tcW w:w="5148" w:type="dxa"/>
+            <w:vAlign w:val="center"/>
+          </w:tcPr>
+          <w:p>
+            <w:r>
+              <w:rPr>
+                <w:b/>
+                <w:bCs/>
+              </w:rPr>
+              <w:t>Maintain practitioner details</w:t>
+            </w:r>
+          </w:p>
+        </w:tc>
+        <w:tc>
+          <w:tcPr>
+            <w:tcW w:w="5148" w:type="dxa"/>
+            <w:vAlign w:val="center"/>
+          </w:tcPr>
+          <w:p>
+            <w:r>
+              <w:t>Clinic</w:t>
+            </w:r>
+          </w:p>
+        </w:tc>
+      </w:tr>
+      <w:tr>
+        <w:tc>
+          <w:tcPr>
+            <w:tcW w:w="5148" w:type="dxa"/>
+            <w:vAlign w:val="center"/>
+          </w:tcPr>
+          <w:p>
+            <w:r>
+              <w:rPr>
+                <w:b/>
+                <w:bCs/>
+              </w:rPr>
+              <w:t>Provide availability</w:t>
+            </w:r>
+          </w:p>
+        </w:tc>
+        <w:tc>
+          <w:tcPr>
+            <w:tcW w:w="5148" w:type="dxa"/>
+            <w:vAlign w:val="center"/>
+          </w:tcPr>
+          <w:p>
+            <w:r>
+              <w:t>Appointment</w:t>
+            </w:r>
+          </w:p>
+        </w:tc>
+      </w:tr>
+    </w:tbl>
+    <w:p/>
+    <w:p>
+      <w:r>
+        <w:t>Appointment</w:t>
+      </w:r>
+      <w:r>
+        <w:t>:</w:t>
+      </w:r>
+    </w:p>
+    <w:tbl>
+      <w:tblPr>
+        <w:tblStyle w:val="TableGrid"/>
+        <w:tblW w:w="0" w:type="auto"/>
+        <w:tblLook w:val="04A0" w:firstRow="1" w:lastRow="0" w:firstColumn="1" w:lastColumn="0" w:noHBand="0" w:noVBand="1"/>
+      </w:tblPr>
+      <w:tblGrid>
+        <w:gridCol w:w="5148"/>
+        <w:gridCol w:w="5148"/>
+      </w:tblGrid>
+      <w:tr>
+        <w:tc>
+          <w:tcPr>
+            <w:tcW w:w="5148" w:type="dxa"/>
+            <w:vAlign w:val="center"/>
+          </w:tcPr>
+          <w:p>
+            <w:r>
+              <w:rPr>
+                <w:b/>
+                <w:bCs/>
+              </w:rPr>
+              <w:t>Responsibilities</w:t>
+            </w:r>
+          </w:p>
+        </w:tc>
+        <w:tc>
+          <w:tcPr>
+            <w:tcW w:w="5148" w:type="dxa"/>
+            <w:vAlign w:val="center"/>
+          </w:tcPr>
+          <w:p>
+            <w:r>
+              <w:rPr>
+                <w:b/>
+                <w:bCs/>
+              </w:rPr>
+              <w:t>Collaborators</w:t>
+            </w:r>
+          </w:p>
+        </w:tc>
+      </w:tr>
+      <w:tr>
+        <w:tc>
+          <w:tcPr>
+            <w:tcW w:w="5148" w:type="dxa"/>
+            <w:vAlign w:val="center"/>
+          </w:tcPr>
+          <w:p>
+            <w:r>
+              <w:rPr>
+                <w:b/>
+                <w:bCs/>
+              </w:rPr>
+              <w:t>Link patient + practitioner</w:t>
+            </w:r>
+          </w:p>
+        </w:tc>
+        <w:tc>
+          <w:tcPr>
+            <w:tcW w:w="5148" w:type="dxa"/>
+            <w:vAlign w:val="center"/>
+          </w:tcPr>
+          <w:p>
+            <w:r>
+              <w:t>Patient, Practitioner</w:t>
+            </w:r>
+          </w:p>
+        </w:tc>
+      </w:tr>
+      <w:tr>
+        <w:tc>
+          <w:tcPr>
+            <w:tcW w:w="5148" w:type="dxa"/>
+            <w:vAlign w:val="center"/>
+          </w:tcPr>
+          <w:p>
+            <w:r>
+              <w:rPr>
+                <w:b/>
+                <w:bCs/>
+              </w:rPr>
+              <w:t>Store time, status, cancellation</w:t>
+            </w:r>
+          </w:p>
+        </w:tc>
+        <w:tc>
+          <w:tcPr>
+            <w:tcW w:w="5148" w:type="dxa"/>
+            <w:vAlign w:val="center"/>
+          </w:tcPr>
+          <w:p>
+            <w:r>
+              <w:t>Clinic</w:t>
+            </w:r>
+          </w:p>
+        </w:tc>
+      </w:tr>
+    </w:tbl>
+    <w:p/>
     <w:p>
       <w:pPr>
         <w:pStyle w:val="Heading1"/>
@@ -114,11 +802,156 @@
         <w:t>Ask AI to suggest classes and relationships using only confirmed requirements; require supporting requirement IDs.</w:t>
       </w:r>
     </w:p>
+    <w:p/>
+    <w:p>
+      <w:pPr>
+        <w:rPr>
+          <w:lang w:val="en-AU"/>
+        </w:rPr>
+      </w:pPr>
+      <w:r>
+        <w:rPr>
+          <w:lang w:val="en-AU"/>
+        </w:rPr>
+        <w:t>AI was asked to propose classes using only confirmed requirements.</w:t>
+      </w:r>
+    </w:p>
+    <w:p>
+      <w:pPr>
+        <w:rPr>
+          <w:lang w:val="en-AU"/>
+        </w:rPr>
+      </w:pPr>
+      <w:r>
+        <w:rPr>
+          <w:b/>
+          <w:bCs/>
+          <w:lang w:val="en-AU"/>
+        </w:rPr>
+        <w:t>AI Suggestions Included:</w:t>
+      </w:r>
+    </w:p>
+    <w:p>
+      <w:pPr>
+        <w:numPr>
+          <w:ilvl w:val="0"/>
+          <w:numId w:val="11"/>
+        </w:numPr>
+        <w:rPr>
+          <w:lang w:val="en-AU"/>
+        </w:rPr>
+      </w:pPr>
+      <w:proofErr w:type="spellStart"/>
+      <w:r>
+        <w:rPr>
+          <w:lang w:val="en-AU"/>
+        </w:rPr>
+        <w:t>PatientManager</w:t>
+      </w:r>
+      <w:proofErr w:type="spellEnd"/>
+    </w:p>
+    <w:p>
+      <w:pPr>
+        <w:numPr>
+          <w:ilvl w:val="0"/>
+          <w:numId w:val="11"/>
+        </w:numPr>
+        <w:rPr>
+          <w:lang w:val="en-AU"/>
+        </w:rPr>
+      </w:pPr>
+      <w:proofErr w:type="spellStart"/>
+      <w:r>
+        <w:rPr>
+          <w:lang w:val="en-AU"/>
+        </w:rPr>
+        <w:t>PractitionerManager</w:t>
+      </w:r>
+      <w:proofErr w:type="spellEnd"/>
+    </w:p>
+    <w:p>
+      <w:pPr>
+        <w:numPr>
+          <w:ilvl w:val="0"/>
+          <w:numId w:val="11"/>
+        </w:numPr>
+        <w:rPr>
+          <w:lang w:val="en-AU"/>
+        </w:rPr>
+      </w:pPr>
+      <w:proofErr w:type="spellStart"/>
+      <w:r>
+        <w:rPr>
+          <w:lang w:val="en-AU"/>
+        </w:rPr>
+        <w:t>AppointmentManager</w:t>
+      </w:r>
+      <w:proofErr w:type="spellEnd"/>
+    </w:p>
+    <w:p>
+      <w:pPr>
+        <w:numPr>
+          <w:ilvl w:val="0"/>
+          <w:numId w:val="11"/>
+        </w:numPr>
+        <w:rPr>
+          <w:lang w:val="en-AU"/>
+        </w:rPr>
+      </w:pPr>
+      <w:proofErr w:type="spellStart"/>
+      <w:r>
+        <w:rPr>
+          <w:lang w:val="en-AU"/>
+        </w:rPr>
+        <w:t>ClinicController</w:t>
+      </w:r>
+      <w:proofErr w:type="spellEnd"/>
+    </w:p>
+    <w:p>
+      <w:pPr>
+        <w:numPr>
+          <w:ilvl w:val="0"/>
+          <w:numId w:val="11"/>
+        </w:numPr>
+        <w:rPr>
+          <w:lang w:val="en-AU"/>
+        </w:rPr>
+      </w:pPr>
+      <w:proofErr w:type="spellStart"/>
+      <w:r>
+        <w:rPr>
+          <w:lang w:val="en-AU"/>
+        </w:rPr>
+        <w:t>NotificationManager</w:t>
+      </w:r>
+      <w:proofErr w:type="spellEnd"/>
+    </w:p>
+    <w:p>
+      <w:pPr>
+        <w:numPr>
+          <w:ilvl w:val="0"/>
+          <w:numId w:val="11"/>
+        </w:numPr>
+        <w:rPr>
+          <w:lang w:val="en-AU"/>
+        </w:rPr>
+      </w:pPr>
+      <w:proofErr w:type="spellStart"/>
+      <w:r>
+        <w:rPr>
+          <w:lang w:val="en-AU"/>
+        </w:rPr>
+        <w:t>ScheduleEngine</w:t>
+      </w:r>
+      <w:proofErr w:type="spellEnd"/>
+    </w:p>
+    <w:p/>
     <w:p>
       <w:pPr>
         <w:pStyle w:val="Heading1"/>
       </w:pPr>
       <w:r>
+        <w:lastRenderedPageBreak/>
         <w:t>F - Compare and Decide</w:t>
       </w:r>
     </w:p>
@@ -127,6 +960,383 @@
         <w:t>Record at least one accepted, modified and rejected AI suggestion.</w:t>
       </w:r>
     </w:p>
+    <w:p/>
+    <w:tbl>
+      <w:tblPr>
+        <w:tblW w:w="0" w:type="auto"/>
+        <w:tblCellSpacing w:w="15" w:type="dxa"/>
+        <w:tblCellMar>
+          <w:top w:w="15" w:type="dxa"/>
+          <w:left w:w="15" w:type="dxa"/>
+          <w:bottom w:w="15" w:type="dxa"/>
+          <w:right w:w="15" w:type="dxa"/>
+        </w:tblCellMar>
+        <w:tblLook w:val="04A0" w:firstRow="1" w:lastRow="0" w:firstColumn="1" w:lastColumn="0" w:noHBand="0" w:noVBand="1"/>
+      </w:tblPr>
+      <w:tblGrid>
+        <w:gridCol w:w="2152"/>
+        <w:gridCol w:w="66"/>
+        <w:gridCol w:w="66"/>
+        <w:gridCol w:w="1994"/>
+        <w:gridCol w:w="66"/>
+        <w:gridCol w:w="66"/>
+        <w:gridCol w:w="66"/>
+        <w:gridCol w:w="66"/>
+        <w:gridCol w:w="66"/>
+        <w:gridCol w:w="5547"/>
+      </w:tblGrid>
+      <w:tr>
+        <w:trPr>
+          <w:tblHeader/>
+          <w:tblCellSpacing w:w="15" w:type="dxa"/>
+        </w:trPr>
+        <w:tc>
+          <w:tcPr>
+            <w:tcW w:w="0" w:type="auto"/>
+            <w:vAlign w:val="center"/>
+            <w:hideMark/>
+          </w:tcPr>
+          <w:p>
+            <w:pPr>
+              <w:rPr>
+                <w:b/>
+                <w:bCs/>
+                <w:u w:val="single"/>
+                <w:lang w:val="en-AU"/>
+              </w:rPr>
+            </w:pPr>
+            <w:r>
+              <w:rPr>
+                <w:b/>
+                <w:bCs/>
+                <w:u w:val="single"/>
+                <w:lang w:val="en-AU"/>
+              </w:rPr>
+              <w:t>Suggestion</w:t>
+            </w:r>
+          </w:p>
+        </w:tc>
+        <w:tc>
+          <w:tcPr>
+            <w:tcW w:w="0" w:type="auto"/>
+          </w:tcPr>
+          <w:p>
+            <w:pPr>
+              <w:rPr>
+                <w:b/>
+                <w:bCs/>
+                <w:u w:val="single"/>
+                <w:lang w:val="en-AU"/>
+              </w:rPr>
+            </w:pPr>
+          </w:p>
+        </w:tc>
+        <w:tc>
+          <w:tcPr>
+            <w:tcW w:w="0" w:type="auto"/>
+          </w:tcPr>
+          <w:p>
+            <w:pPr>
+              <w:rPr>
+                <w:b/>
+                <w:bCs/>
+                <w:u w:val="single"/>
+                <w:lang w:val="en-AU"/>
+              </w:rPr>
+            </w:pPr>
+          </w:p>
+        </w:tc>
+        <w:tc>
+          <w:tcPr>
+            <w:tcW w:w="0" w:type="auto"/>
+            <w:vAlign w:val="center"/>
+            <w:hideMark/>
+          </w:tcPr>
+          <w:p>
+            <w:pPr>
+              <w:rPr>
+                <w:b/>
+                <w:bCs/>
+                <w:u w:val="single"/>
+                <w:lang w:val="en-AU"/>
+              </w:rPr>
+            </w:pPr>
+            <w:r>
+              <w:rPr>
+                <w:b/>
+                <w:bCs/>
+                <w:u w:val="single"/>
+                <w:lang w:val="en-AU"/>
+              </w:rPr>
+              <w:t>Decision</w:t>
+            </w:r>
+          </w:p>
+        </w:tc>
+        <w:tc>
+          <w:tcPr>
+            <w:tcW w:w="0" w:type="auto"/>
+          </w:tcPr>
+          <w:p>
+            <w:pPr>
+              <w:rPr>
+                <w:b/>
+                <w:bCs/>
+                <w:u w:val="single"/>
+                <w:lang w:val="en-AU"/>
+              </w:rPr>
+            </w:pPr>
+          </w:p>
+        </w:tc>
+        <w:tc>
+          <w:tcPr>
+            <w:tcW w:w="0" w:type="auto"/>
+          </w:tcPr>
+          <w:p>
+            <w:pPr>
+              <w:rPr>
+                <w:b/>
+                <w:bCs/>
+                <w:u w:val="single"/>
+                <w:lang w:val="en-AU"/>
+              </w:rPr>
+            </w:pPr>
+          </w:p>
+        </w:tc>
+        <w:tc>
+          <w:tcPr>
+            <w:tcW w:w="0" w:type="auto"/>
+          </w:tcPr>
+          <w:p>
+            <w:pPr>
+              <w:rPr>
+                <w:b/>
+                <w:bCs/>
+                <w:u w:val="single"/>
+                <w:lang w:val="en-AU"/>
+              </w:rPr>
+            </w:pPr>
+          </w:p>
+        </w:tc>
+        <w:tc>
+          <w:tcPr>
+            <w:tcW w:w="0" w:type="auto"/>
+          </w:tcPr>
+          <w:p>
+            <w:pPr>
+              <w:rPr>
+                <w:b/>
+                <w:bCs/>
+                <w:u w:val="single"/>
+                <w:lang w:val="en-AU"/>
+              </w:rPr>
+            </w:pPr>
+          </w:p>
+        </w:tc>
+        <w:tc>
+          <w:tcPr>
+            <w:tcW w:w="0" w:type="auto"/>
+          </w:tcPr>
+          <w:p>
+            <w:pPr>
+              <w:rPr>
+                <w:b/>
+                <w:bCs/>
+                <w:u w:val="single"/>
+                <w:lang w:val="en-AU"/>
+              </w:rPr>
+            </w:pPr>
+          </w:p>
+        </w:tc>
+        <w:tc>
+          <w:tcPr>
+            <w:tcW w:w="0" w:type="auto"/>
+            <w:vAlign w:val="center"/>
+            <w:hideMark/>
+          </w:tcPr>
+          <w:p>
+            <w:pPr>
+              <w:rPr>
+                <w:b/>
+                <w:bCs/>
+                <w:u w:val="single"/>
+                <w:lang w:val="en-AU"/>
+              </w:rPr>
+            </w:pPr>
+            <w:r>
+              <w:rPr>
+                <w:b/>
+                <w:bCs/>
+                <w:u w:val="single"/>
+                <w:lang w:val="en-AU"/>
+              </w:rPr>
+              <w:t>Reason</w:t>
+            </w:r>
+          </w:p>
+        </w:tc>
+      </w:tr>
+      <w:tr>
+        <w:trPr>
+          <w:tblCellSpacing w:w="15" w:type="dxa"/>
+        </w:trPr>
+        <w:tc>
+          <w:tcPr>
+            <w:tcW w:w="0" w:type="auto"/>
+            <w:vAlign w:val="center"/>
+            <w:hideMark/>
+          </w:tcPr>
+          <w:p>
+            <w:pPr>
+              <w:rPr>
+                <w:b/>
+                <w:bCs/>
+                <w:lang w:val="en-AU"/>
+              </w:rPr>
+            </w:pPr>
+            <w:proofErr w:type="spellStart"/>
+            <w:r>
+              <w:rPr>
+                <w:b/>
+                <w:bCs/>
+                <w:lang w:val="en-AU"/>
+              </w:rPr>
+              <w:t>AppointmentManager</w:t>
+            </w:r>
+            <w:proofErr w:type="spellEnd"/>
+          </w:p>
+        </w:tc>
+        <w:tc>
+          <w:tcPr>
+            <w:tcW w:w="0" w:type="auto"/>
+          </w:tcPr>
+          <w:p>
+            <w:pPr>
+              <w:rPr>
+                <w:b/>
+                <w:bCs/>
+                <w:lang w:val="en-AU"/>
+              </w:rPr>
+            </w:pPr>
+          </w:p>
+        </w:tc>
+        <w:tc>
+          <w:tcPr>
+            <w:tcW w:w="0" w:type="auto"/>
+          </w:tcPr>
+          <w:p>
+            <w:pPr>
+              <w:rPr>
+                <w:b/>
+                <w:bCs/>
+                <w:lang w:val="en-AU"/>
+              </w:rPr>
+            </w:pPr>
+          </w:p>
+        </w:tc>
+        <w:tc>
+          <w:tcPr>
+            <w:tcW w:w="0" w:type="auto"/>
+            <w:vAlign w:val="center"/>
+            <w:hideMark/>
+          </w:tcPr>
+          <w:p>
+            <w:pPr>
+              <w:rPr>
+                <w:lang w:val="en-AU"/>
+              </w:rPr>
+            </w:pPr>
+            <w:r>
+              <w:rPr>
+                <w:b/>
+                <w:bCs/>
+                <w:lang w:val="en-AU"/>
+              </w:rPr>
+              <w:t>Accepted (modified)</w:t>
+            </w:r>
+          </w:p>
+        </w:tc>
+        <w:tc>
+          <w:tcPr>
+            <w:tcW w:w="0" w:type="auto"/>
+          </w:tcPr>
+          <w:p>
+            <w:pPr>
+              <w:rPr>
+                <w:lang w:val="en-AU"/>
+              </w:rPr>
+            </w:pPr>
+          </w:p>
+        </w:tc>
+        <w:tc>
+          <w:tcPr>
+            <w:tcW w:w="0" w:type="auto"/>
+          </w:tcPr>
+          <w:p>
+            <w:pPr>
+              <w:rPr>
+                <w:lang w:val="en-AU"/>
+              </w:rPr>
+            </w:pPr>
+          </w:p>
+        </w:tc>
+        <w:tc>
+          <w:tcPr>
+            <w:tcW w:w="0" w:type="auto"/>
+          </w:tcPr>
+          <w:p>
+            <w:pPr>
+              <w:rPr>
+                <w:lang w:val="en-AU"/>
+              </w:rPr>
+            </w:pPr>
+          </w:p>
+        </w:tc>
+        <w:tc>
+          <w:tcPr>
+            <w:tcW w:w="0" w:type="auto"/>
+          </w:tcPr>
+          <w:p>
+            <w:pPr>
+              <w:rPr>
+                <w:lang w:val="en-AU"/>
+              </w:rPr>
+            </w:pPr>
+          </w:p>
+        </w:tc>
+        <w:tc>
+          <w:tcPr>
+            <w:tcW w:w="0" w:type="auto"/>
+          </w:tcPr>
+          <w:p>
+            <w:pPr>
+              <w:rPr>
+                <w:lang w:val="en-AU"/>
+              </w:rPr>
+            </w:pPr>
+          </w:p>
+        </w:tc>
+        <w:tc>
+          <w:tcPr>
+            <w:tcW w:w="0" w:type="auto"/>
+            <w:vAlign w:val="center"/>
+            <w:hideMark/>
+          </w:tcPr>
+          <w:p>
+            <w:pPr>
+              <w:rPr>
+                <w:lang w:val="en-AU"/>
+              </w:rPr>
+            </w:pPr>
+            <w:r>
+              <w:rPr>
+                <w:lang w:val="en-AU"/>
+              </w:rPr>
+              <w:t>Behaviour belongs inside Appointment, not a manager class.</w:t>
+            </w:r>
+          </w:p>
+        </w:tc>
+      </w:tr>
+    </w:tbl>
+    <w:p/>
     <w:p>
       <w:pPr>
         <w:pStyle w:val="Heading1"/>
@@ -140,6 +1350,240 @@
         <w:t>Create simple Patient, Practitioner and Appointment class skeletons.</w:t>
       </w:r>
     </w:p>
+    <w:p/>
+    <w:p/>
+    <w:p>
+      <w:r>
+        <w:t>class Patient:</w:t>
+      </w:r>
+    </w:p>
+    <w:p>
+      <w:r>
+        <w:t xml:space="preserve">    def __</w:t>
+      </w:r>
+      <w:proofErr w:type="spellStart"/>
+      <w:r>
+        <w:t>init</w:t>
+      </w:r>
+      <w:proofErr w:type="spellEnd"/>
+      <w:r>
+        <w:t>_</w:t>
+      </w:r>
+      <w:proofErr w:type="gramStart"/>
+      <w:r>
+        <w:t>_(</w:t>
+      </w:r>
+      <w:proofErr w:type="gramEnd"/>
+      <w:r>
+        <w:t>self, name, contact):</w:t>
+      </w:r>
+    </w:p>
+    <w:p>
+      <w:r>
+        <w:t xml:space="preserve">        self.name = name</w:t>
+      </w:r>
+    </w:p>
+    <w:p>
+      <w:r>
+        <w:t xml:space="preserve">        </w:t>
+      </w:r>
+      <w:proofErr w:type="spellStart"/>
+      <w:proofErr w:type="gramStart"/>
+      <w:r>
+        <w:t>self.contact</w:t>
+      </w:r>
+      <w:proofErr w:type="spellEnd"/>
+      <w:proofErr w:type="gramEnd"/>
+      <w:r>
+        <w:t xml:space="preserve"> = contact</w:t>
+      </w:r>
+    </w:p>
+    <w:p/>
+    <w:p/>
+    <w:p>
+      <w:r>
+        <w:t>class Practitioner:</w:t>
+      </w:r>
+    </w:p>
+    <w:p>
+      <w:r>
+        <w:t xml:space="preserve">    def __</w:t>
+      </w:r>
+      <w:proofErr w:type="spellStart"/>
+      <w:r>
+        <w:t>init</w:t>
+      </w:r>
+      <w:proofErr w:type="spellEnd"/>
+      <w:r>
+        <w:t>_</w:t>
+      </w:r>
+      <w:proofErr w:type="gramStart"/>
+      <w:r>
+        <w:t>_(</w:t>
+      </w:r>
+      <w:proofErr w:type="gramEnd"/>
+      <w:r>
+        <w:t>self, name, specialty, availability=None):</w:t>
+      </w:r>
+    </w:p>
+    <w:p>
+      <w:r>
+        <w:t xml:space="preserve">        self.name = name</w:t>
+      </w:r>
+    </w:p>
+    <w:p>
+      <w:r>
+        <w:t xml:space="preserve">        </w:t>
+      </w:r>
+      <w:proofErr w:type="spellStart"/>
+      <w:proofErr w:type="gramStart"/>
+      <w:r>
+        <w:t>self.specialty</w:t>
+      </w:r>
+      <w:proofErr w:type="spellEnd"/>
+      <w:proofErr w:type="gramEnd"/>
+      <w:r>
+        <w:t xml:space="preserve"> = specialty</w:t>
+      </w:r>
+    </w:p>
+    <w:p>
+      <w:r>
+        <w:t xml:space="preserve">        </w:t>
+      </w:r>
+      <w:proofErr w:type="spellStart"/>
+      <w:proofErr w:type="gramStart"/>
+      <w:r>
+        <w:t>self.availability</w:t>
+      </w:r>
+      <w:proofErr w:type="spellEnd"/>
+      <w:proofErr w:type="gramEnd"/>
+      <w:r>
+        <w:t xml:space="preserve"> = availability or []</w:t>
+      </w:r>
+    </w:p>
+    <w:p/>
+    <w:p/>
+    <w:p>
+      <w:r>
+        <w:t>class Appointment:</w:t>
+      </w:r>
+    </w:p>
+    <w:p>
+      <w:r>
+        <w:t xml:space="preserve">    def __</w:t>
+      </w:r>
+      <w:proofErr w:type="spellStart"/>
+      <w:r>
+        <w:t>init</w:t>
+      </w:r>
+      <w:proofErr w:type="spellEnd"/>
+      <w:r>
+        <w:t>_</w:t>
+      </w:r>
+      <w:proofErr w:type="gramStart"/>
+      <w:r>
+        <w:t>_(</w:t>
+      </w:r>
+      <w:proofErr w:type="gramEnd"/>
+      <w:r>
+        <w:t xml:space="preserve">self, patient, practitioner, </w:t>
+      </w:r>
+      <w:proofErr w:type="spellStart"/>
+      <w:r>
+        <w:t>date_time</w:t>
+      </w:r>
+      <w:proofErr w:type="spellEnd"/>
+      <w:r>
+        <w:t>):</w:t>
+      </w:r>
+    </w:p>
+    <w:p>
+      <w:r>
+        <w:t xml:space="preserve">        </w:t>
+      </w:r>
+      <w:proofErr w:type="spellStart"/>
+      <w:proofErr w:type="gramStart"/>
+      <w:r>
+        <w:t>self.patient</w:t>
+      </w:r>
+      <w:proofErr w:type="spellEnd"/>
+      <w:proofErr w:type="gramEnd"/>
+      <w:r>
+        <w:t xml:space="preserve"> = patient</w:t>
+      </w:r>
+    </w:p>
+    <w:p>
+      <w:r>
+        <w:t xml:space="preserve">        </w:t>
+      </w:r>
+      <w:proofErr w:type="spellStart"/>
+      <w:proofErr w:type="gramStart"/>
+      <w:r>
+        <w:t>self.practitioner</w:t>
+      </w:r>
+      <w:proofErr w:type="spellEnd"/>
+      <w:proofErr w:type="gramEnd"/>
+      <w:r>
+        <w:t xml:space="preserve"> = practitioner</w:t>
+      </w:r>
+    </w:p>
+    <w:p>
+      <w:r>
+        <w:t xml:space="preserve">        </w:t>
+      </w:r>
+      <w:proofErr w:type="spellStart"/>
+      <w:proofErr w:type="gramStart"/>
+      <w:r>
+        <w:t>self.date</w:t>
+      </w:r>
+      <w:proofErr w:type="gramEnd"/>
+      <w:r>
+        <w:t>_time</w:t>
+      </w:r>
+      <w:proofErr w:type="spellEnd"/>
+      <w:r>
+        <w:t xml:space="preserve"> = </w:t>
+      </w:r>
+      <w:proofErr w:type="spellStart"/>
+      <w:r>
+        <w:t>date_time</w:t>
+      </w:r>
+      <w:proofErr w:type="spellEnd"/>
+    </w:p>
+    <w:p>
+      <w:r>
+        <w:lastRenderedPageBreak/>
+        <w:t xml:space="preserve">        </w:t>
+      </w:r>
+      <w:proofErr w:type="spellStart"/>
+      <w:proofErr w:type="gramStart"/>
+      <w:r>
+        <w:t>self.status</w:t>
+      </w:r>
+      <w:proofErr w:type="spellEnd"/>
+      <w:proofErr w:type="gramEnd"/>
+      <w:r>
+        <w:t xml:space="preserve"> = "Booked"</w:t>
+      </w:r>
+    </w:p>
+    <w:p>
+      <w:r>
+        <w:t xml:space="preserve">        </w:t>
+      </w:r>
+      <w:proofErr w:type="spellStart"/>
+      <w:proofErr w:type="gramStart"/>
+      <w:r>
+        <w:t>self.cancellation</w:t>
+      </w:r>
+      <w:proofErr w:type="gramEnd"/>
+      <w:r>
+        <w:t>_reason</w:t>
+      </w:r>
+      <w:proofErr w:type="spellEnd"/>
+      <w:r>
+        <w:t xml:space="preserve"> = None</w:t>
+      </w:r>
+    </w:p>
     <w:p>
       <w:pPr>
         <w:pStyle w:val="Heading1"/>
@@ -150,7 +1594,100 @@
     </w:p>
     <w:p>
       <w:r>
-        <w:t>Check model-code consistency; do not implement full behaviour yet.</w:t>
+        <w:t xml:space="preserve">Check model-code consistency; do not implement full </w:t>
+      </w:r>
+      <w:proofErr w:type="spellStart"/>
+      <w:r>
+        <w:t>behaviour</w:t>
+      </w:r>
+      <w:proofErr w:type="spellEnd"/>
+      <w:r>
+        <w:t xml:space="preserve"> yet.</w:t>
+      </w:r>
+    </w:p>
+    <w:p/>
+    <w:p/>
+    <w:p>
+      <w:pPr>
+        <w:pStyle w:val="ListParagraph"/>
+        <w:numPr>
+          <w:ilvl w:val="0"/>
+          <w:numId w:val="10"/>
+        </w:numPr>
+      </w:pPr>
+      <w:r>
+        <w:t>UML classes match Python skeletons.</w:t>
+      </w:r>
+    </w:p>
+    <w:p>
+      <w:pPr>
+        <w:pStyle w:val="ListParagraph"/>
+        <w:numPr>
+          <w:ilvl w:val="0"/>
+          <w:numId w:val="10"/>
+        </w:numPr>
+      </w:pPr>
+      <w:r>
+        <w:t>Attributes in CRC cards appear in class definitions.</w:t>
+      </w:r>
+    </w:p>
+    <w:p>
+      <w:pPr>
+        <w:pStyle w:val="ListParagraph"/>
+        <w:numPr>
+          <w:ilvl w:val="0"/>
+          <w:numId w:val="10"/>
+        </w:numPr>
+      </w:pPr>
+      <w:r>
+        <w:t xml:space="preserve">No extra </w:t>
+      </w:r>
+      <w:proofErr w:type="spellStart"/>
+      <w:r>
+        <w:t>behaviour</w:t>
+      </w:r>
+      <w:proofErr w:type="spellEnd"/>
+      <w:r>
+        <w:t xml:space="preserve"> implemented yet (only structure).</w:t>
+      </w:r>
+    </w:p>
+    <w:p>
+      <w:pPr>
+        <w:pStyle w:val="ListParagraph"/>
+        <w:numPr>
+          <w:ilvl w:val="0"/>
+          <w:numId w:val="10"/>
+        </w:numPr>
+      </w:pPr>
+      <w:r>
+        <w:rPr>
+          <w:rFonts w:hint="eastAsia"/>
+        </w:rPr>
+        <w:t xml:space="preserve">Relationships (patient </w:t>
+      </w:r>
+      <w:r>
+        <w:rPr>
+          <w:rFonts w:hint="eastAsia"/>
+        </w:rPr>
+        <w:t>→</w:t>
+      </w:r>
+      <w:r>
+        <w:rPr>
+          <w:rFonts w:hint="eastAsia"/>
+        </w:rPr>
+        <w:t xml:space="preserve"> appointment, practitioner </w:t>
+      </w:r>
+      <w:r>
+        <w:rPr>
+          <w:rFonts w:hint="eastAsia"/>
+        </w:rPr>
+        <w:t>→</w:t>
+      </w:r>
+      <w:r>
+        <w:rPr>
+          <w:rFonts w:hint="eastAsia"/>
+        </w:rPr>
+        <w:t xml:space="preserve"> appointment) are represented in constructor parameters.</w:t>
       </w:r>
     </w:p>
     <w:p>
@@ -158,7 +1695,10 @@
         <w:pStyle w:val="Heading1"/>
       </w:pPr>
       <w:r>
-        <w:t>Reflection</w:t>
+        <w:t>R</w:t>
+      </w:r>
+      <w:r>
+        <w:t>eflection</w:t>
       </w:r>
     </w:p>
     <w:p>
@@ -166,6 +1706,35 @@
         <w:t>What modelling decision was hardest? Where did AI over-design? What evidence supported your final choices?</w:t>
       </w:r>
     </w:p>
+    <w:p/>
+    <w:p>
+      <w:pPr>
+        <w:rPr>
+          <w:lang w:val="en-AU"/>
+        </w:rPr>
+      </w:pPr>
+      <w:r>
+        <w:rPr>
+          <w:lang w:val="en-AU"/>
+        </w:rPr>
+        <w:t>Determining whether Clinic should own appointments was the most difficult modelling decision.</w:t>
+      </w:r>
+      <w:r>
+        <w:rPr>
+          <w:lang w:val="en-AU"/>
+        </w:rPr>
+        <w:br/>
+        <w:t>By including managers, controllers, and engines that weren't required, AI had a tendency to over-design.</w:t>
+      </w:r>
+      <w:r>
+        <w:rPr>
+          <w:lang w:val="en-AU"/>
+        </w:rPr>
+        <w:br/>
+        <w:t>Evidence from SmartCare v0.2, which only outlines basic scheduling principles and core domain entities, was used to support the final decisions.</w:t>
+      </w:r>
+    </w:p>
+    <w:p/>
     <w:sectPr>
       <w:pgSz w:w="12240" w:h="15840"/>
       <w:pgMar w:top="936" w:right="1080" w:bottom="936" w:left="1080" w:header="720" w:footer="720" w:gutter="0"/>
@@ -177,7 +1746,7 @@
 </file>
 
 <file path=word/numbering.xml><?xml version="1.0" encoding="utf-8"?>
-<w:numbering xmlns:wpc="http://schemas.microsoft.com/office/word/2010/wordprocessingCanvas" xmlns:cx="http://schemas.microsoft.com/office/drawing/2014/chartex" xmlns:cx1="http://schemas.microsoft.com/office/drawing/2015/9/8/chartex" xmlns:cx2="http://schemas.microsoft.com/office/drawing/2015/10/21/chartex" xmlns:cx3="http://schemas.microsoft.com/office/drawing/2016/5/9/chartex" xmlns:cx4="http://schemas.microsoft.com/office/drawing/2016/5/10/chartex" xmlns:cx5="http://schemas.microsoft.com/office/drawing/2016/5/11/chartex" xmlns:cx6="http://schemas.microsoft.com/office/drawing/2016/5/12/chartex" xmlns:cx7="http://schemas.microsoft.com/office/drawing/2016/5/13/chartex" xmlns:cx8="http://schemas.microsoft.com/office/drawing/2016/5/14/chartex" xmlns:mc="http://schemas.openxmlformats.org/markup-compatibility/2006" xmlns:aink="http://schemas.microsoft.com/office/drawing/2016/ink" xmlns:am3d="http://schemas.microsoft.com/office/drawing/2017/model3d" xmlns:o="urn:schemas-microsoft-com:office:office" xmlns:oel="http://schemas.microsoft.com/office/2019/extlst" xmlns:r="http://schemas.openxmlformats.org/officeDocument/2006/relationships" xmlns:m="http://schemas.openxmlformats.org/officeDocument/2006/math" xmlns:v="urn:schemas-microsoft-com:vml" xmlns:wp14="http://schemas.microsoft.com/office/word/2010/wordprocessingDrawing" xmlns:wp="http://schemas.openxmlformats.org/drawingml/2006/wordprocessingDrawing" xmlns:w10="urn:schemas-microsoft-com:office:word" xmlns:w="http://schemas.openxmlformats.org/wordprocessingml/2006/main" xmlns:w14="http://schemas.microsoft.com/office/word/2010/wordml" xmlns:w15="http://schemas.microsoft.com/office/word/2012/wordml" xmlns:w16cei="http://schemas.microsoft.com/office/word/2026/wordml/cei" xmlns:w16cex="http://schemas.microsoft.com/office/word/2018/wordml/cex" xmlns:w16cid="http://schemas.microsoft.com/office/word/2016/wordml/cid" xmlns:w16="http://schemas.microsoft.com/office/word/2018/wordml" xmlns:w16du="http://schemas.microsoft.com/office/word/2023/wordml/word16du" xmlns:w16sdtdh="http://schemas.microsoft.com/office/word/2020/wordml/sdtdatahash" xmlns:w16sdtfl="http://schemas.microsoft.com/office/word/2024/wordml/sdtformatlock" xmlns:w16se="http://schemas.microsoft.com/office/word/2015/wordml/symex" xmlns:wpg="http://schemas.microsoft.com/office/word/2010/wordprocessingGroup" xmlns:wpi="http://schemas.microsoft.com/office/word/2010/wordprocessingInk" xmlns:wne="http://schemas.microsoft.com/office/word/2006/wordml" xmlns:wps="http://schemas.microsoft.com/office/word/2010/wordprocessingShape" mc:Ignorable="w14 w15 w16se w16cid w16 w16cex w16sdtdh w16sdtfl w16du wp14">
+<w:numbering xmlns:wpc="http://schemas.microsoft.com/office/word/2010/wordprocessingCanvas" xmlns:cx="http://schemas.microsoft.com/office/drawing/2014/chartex" xmlns:cx1="http://schemas.microsoft.com/office/drawing/2015/9/8/chartex" xmlns:cx2="http://schemas.microsoft.com/office/drawing/2015/10/21/chartex" xmlns:cx3="http://schemas.microsoft.com/office/drawing/2016/5/9/chartex" xmlns:cx4="http://schemas.microsoft.com/office/drawing/2016/5/10/chartex" xmlns:cx5="http://schemas.microsoft.com/office/drawing/2016/5/11/chartex" xmlns:cx6="http://schemas.microsoft.com/office/drawing/2016/5/12/chartex" xmlns:cx7="http://schemas.microsoft.com/office/drawing/2016/5/13/chartex" xmlns:cx8="http://schemas.microsoft.com/office/drawing/2016/5/14/chartex" xmlns:mc="http://schemas.openxmlformats.org/markup-compatibility/2006" xmlns:aink="http://schemas.microsoft.com/office/drawing/2016/ink" xmlns:am3d="http://schemas.microsoft.com/office/drawing/2017/model3d" xmlns:o="urn:schemas-microsoft-com:office:office" xmlns:oel="http://schemas.microsoft.com/office/2019/extlst" xmlns:r="http://schemas.openxmlformats.org/officeDocument/2006/relationships" xmlns:m="http://schemas.openxmlformats.org/officeDocument/2006/math" xmlns:v="urn:schemas-microsoft-com:vml" xmlns:wp14="http://schemas.microsoft.com/office/word/2010/wordprocessingDrawing" xmlns:wp="http://schemas.openxmlformats.org/drawingml/2006/wordprocessingDrawing" xmlns:w10="urn:schemas-microsoft-com:office:word" xmlns:w="http://schemas.openxmlformats.org/wordprocessingml/2006/main" xmlns:w14="http://schemas.microsoft.com/office/word/2010/wordml" xmlns:w15="http://schemas.microsoft.com/office/word/2012/wordml" xmlns:w16cex="http://schemas.microsoft.com/office/word/2018/wordml/cex" xmlns:w16cid="http://schemas.microsoft.com/office/word/2016/wordml/cid" xmlns:w16="http://schemas.microsoft.com/office/word/2018/wordml" xmlns:w16du="http://schemas.microsoft.com/office/word/2023/wordml/word16du" xmlns:w16sdtdh="http://schemas.microsoft.com/office/word/2020/wordml/sdtdatahash" xmlns:w16sdtfl="http://schemas.microsoft.com/office/word/2024/wordml/sdtformatlock" xmlns:w16se="http://schemas.microsoft.com/office/word/2015/wordml/symex" xmlns:wpg="http://schemas.microsoft.com/office/word/2010/wordprocessingGroup" xmlns:wpi="http://schemas.microsoft.com/office/word/2010/wordprocessingInk" xmlns:wne="http://schemas.microsoft.com/office/word/2006/wordml" xmlns:wps="http://schemas.microsoft.com/office/word/2010/wordprocessingShape" mc:Ignorable="w14 w15 w16se w16cid w16 w16cex w16sdtdh w16sdtfl w16du wp14">
   <w:abstractNum w:abstractNumId="0" w15:restartNumberingAfterBreak="0">
     <w:nsid w:val="FFFFFF7C"/>
     <w:multiLevelType w:val="singleLevel"/>
@@ -349,6 +1918,267 @@
       </w:rPr>
     </w:lvl>
   </w:abstractNum>
+  <w:abstractNum w:abstractNumId="9" w15:restartNumberingAfterBreak="0">
+    <w:nsid w:val="25ED3229"/>
+    <w:multiLevelType w:val="hybridMultilevel"/>
+    <w:tmpl w:val="F99C7E20"/>
+    <w:lvl w:ilvl="0" w:tplc="A2B6CE96">
+      <w:numFmt w:val="bullet"/>
+      <w:lvlText w:val="-"/>
+      <w:lvlJc w:val="left"/>
+      <w:pPr>
+        <w:ind w:left="720" w:hanging="360"/>
+      </w:pPr>
+      <w:rPr>
+        <w:rFonts w:ascii="Aptos" w:eastAsiaTheme="minorEastAsia" w:hAnsi="Aptos" w:cstheme="minorBidi" w:hint="default"/>
+      </w:rPr>
+    </w:lvl>
+    <w:lvl w:ilvl="1" w:tplc="0C090003" w:tentative="1">
+      <w:start w:val="1"/>
+      <w:numFmt w:val="bullet"/>
+      <w:lvlText w:val="o"/>
+      <w:lvlJc w:val="left"/>
+      <w:pPr>
+        <w:ind w:left="1440" w:hanging="360"/>
+      </w:pPr>
+      <w:rPr>
+        <w:rFonts w:ascii="Courier New" w:hAnsi="Courier New" w:cs="Courier New" w:hint="default"/>
+      </w:rPr>
+    </w:lvl>
+    <w:lvl w:ilvl="2" w:tplc="0C090005" w:tentative="1">
+      <w:start w:val="1"/>
+      <w:numFmt w:val="bullet"/>
+      <w:lvlText w:val=""/>
+      <w:lvlJc w:val="left"/>
+      <w:pPr>
+        <w:ind w:left="2160" w:hanging="360"/>
+      </w:pPr>
+      <w:rPr>
+        <w:rFonts w:ascii="Wingdings" w:hAnsi="Wingdings" w:hint="default"/>
+      </w:rPr>
+    </w:lvl>
+    <w:lvl w:ilvl="3" w:tplc="0C090001" w:tentative="1">
+      <w:start w:val="1"/>
+      <w:numFmt w:val="bullet"/>
+      <w:lvlText w:val=""/>
+      <w:lvlJc w:val="left"/>
+      <w:pPr>
+        <w:ind w:left="2880" w:hanging="360"/>
+      </w:pPr>
+      <w:rPr>
+        <w:rFonts w:ascii="Symbol" w:hAnsi="Symbol" w:hint="default"/>
+      </w:rPr>
+    </w:lvl>
+    <w:lvl w:ilvl="4" w:tplc="0C090003" w:tentative="1">
+      <w:start w:val="1"/>
+      <w:numFmt w:val="bullet"/>
+      <w:lvlText w:val="o"/>
+      <w:lvlJc w:val="left"/>
+      <w:pPr>
+        <w:ind w:left="3600" w:hanging="360"/>
+      </w:pPr>
+      <w:rPr>
+        <w:rFonts w:ascii="Courier New" w:hAnsi="Courier New" w:cs="Courier New" w:hint="default"/>
+      </w:rPr>
+    </w:lvl>
+    <w:lvl w:ilvl="5" w:tplc="0C090005" w:tentative="1">
+      <w:start w:val="1"/>
+      <w:numFmt w:val="bullet"/>
+      <w:lvlText w:val=""/>
+      <w:lvlJc w:val="left"/>
+      <w:pPr>
+        <w:ind w:left="4320" w:hanging="360"/>
+      </w:pPr>
+      <w:rPr>
+        <w:rFonts w:ascii="Wingdings" w:hAnsi="Wingdings" w:hint="default"/>
+      </w:rPr>
+    </w:lvl>
+    <w:lvl w:ilvl="6" w:tplc="0C090001" w:tentative="1">
+      <w:start w:val="1"/>
+      <w:numFmt w:val="bullet"/>
+      <w:lvlText w:val=""/>
+      <w:lvlJc w:val="left"/>
+      <w:pPr>
+        <w:ind w:left="5040" w:hanging="360"/>
+      </w:pPr>
+      <w:rPr>
+        <w:rFonts w:ascii="Symbol" w:hAnsi="Symbol" w:hint="default"/>
+      </w:rPr>
+    </w:lvl>
+    <w:lvl w:ilvl="7" w:tplc="0C090003" w:tentative="1">
+      <w:start w:val="1"/>
+      <w:numFmt w:val="bullet"/>
+      <w:lvlText w:val="o"/>
+      <w:lvlJc w:val="left"/>
+      <w:pPr>
+        <w:ind w:left="5760" w:hanging="360"/>
+      </w:pPr>
+      <w:rPr>
+        <w:rFonts w:ascii="Courier New" w:hAnsi="Courier New" w:cs="Courier New" w:hint="default"/>
+      </w:rPr>
+    </w:lvl>
+    <w:lvl w:ilvl="8" w:tplc="0C090005" w:tentative="1">
+      <w:start w:val="1"/>
+      <w:numFmt w:val="bullet"/>
+      <w:lvlText w:val=""/>
+      <w:lvlJc w:val="left"/>
+      <w:pPr>
+        <w:ind w:left="6480" w:hanging="360"/>
+      </w:pPr>
+      <w:rPr>
+        <w:rFonts w:ascii="Wingdings" w:hAnsi="Wingdings" w:hint="default"/>
+      </w:rPr>
+    </w:lvl>
+  </w:abstractNum>
+  <w:abstractNum w:abstractNumId="10" w15:restartNumberingAfterBreak="0">
+    <w:nsid w:val="697465E7"/>
+    <w:multiLevelType w:val="multilevel"/>
+    <w:tmpl w:val="4F283930"/>
+    <w:lvl w:ilvl="0">
+      <w:start w:val="1"/>
+      <w:numFmt w:val="bullet"/>
+      <w:lvlText w:val=""/>
+      <w:lvlJc w:val="left"/>
+      <w:pPr>
+        <w:tabs>
+          <w:tab w:val="num" w:pos="720"/>
+        </w:tabs>
+        <w:ind w:left="720" w:hanging="360"/>
+      </w:pPr>
+      <w:rPr>
+        <w:rFonts w:ascii="Symbol" w:hAnsi="Symbol" w:hint="default"/>
+        <w:sz w:val="20"/>
+      </w:rPr>
+    </w:lvl>
+    <w:lvl w:ilvl="1" w:tentative="1">
+      <w:start w:val="1"/>
+      <w:numFmt w:val="bullet"/>
+      <w:lvlText w:val="o"/>
+      <w:lvlJc w:val="left"/>
+      <w:pPr>
+        <w:tabs>
+          <w:tab w:val="num" w:pos="1440"/>
+        </w:tabs>
+        <w:ind w:left="1440" w:hanging="360"/>
+      </w:pPr>
+      <w:rPr>
+        <w:rFonts w:ascii="Courier New" w:hAnsi="Courier New" w:hint="default"/>
+        <w:sz w:val="20"/>
+      </w:rPr>
+    </w:lvl>
+    <w:lvl w:ilvl="2" w:tentative="1">
+      <w:start w:val="1"/>
+      <w:numFmt w:val="bullet"/>
+      <w:lvlText w:val=""/>
+      <w:lvlJc w:val="left"/>
+      <w:pPr>
+        <w:tabs>
+          <w:tab w:val="num" w:pos="2160"/>
+        </w:tabs>
+        <w:ind w:left="2160" w:hanging="360"/>
+      </w:pPr>
+      <w:rPr>
+        <w:rFonts w:ascii="Wingdings" w:hAnsi="Wingdings" w:hint="default"/>
+        <w:sz w:val="20"/>
+      </w:rPr>
+    </w:lvl>
+    <w:lvl w:ilvl="3" w:tentative="1">
+      <w:start w:val="1"/>
+      <w:numFmt w:val="bullet"/>
+      <w:lvlText w:val=""/>
+      <w:lvlJc w:val="left"/>
+      <w:pPr>
+        <w:tabs>
+          <w:tab w:val="num" w:pos="2880"/>
+        </w:tabs>
+        <w:ind w:left="2880" w:hanging="360"/>
+      </w:pPr>
+      <w:rPr>
+        <w:rFonts w:ascii="Wingdings" w:hAnsi="Wingdings" w:hint="default"/>
+        <w:sz w:val="20"/>
+      </w:rPr>
+    </w:lvl>
+    <w:lvl w:ilvl="4" w:tentative="1">
+      <w:start w:val="1"/>
+      <w:numFmt w:val="bullet"/>
+      <w:lvlText w:val=""/>
+      <w:lvlJc w:val="left"/>
+      <w:pPr>
+        <w:tabs>
+          <w:tab w:val="num" w:pos="3600"/>
+        </w:tabs>
+        <w:ind w:left="3600" w:hanging="360"/>
+      </w:pPr>
+      <w:rPr>
+        <w:rFonts w:ascii="Wingdings" w:hAnsi="Wingdings" w:hint="default"/>
+        <w:sz w:val="20"/>
+      </w:rPr>
+    </w:lvl>
+    <w:lvl w:ilvl="5" w:tentative="1">
+      <w:start w:val="1"/>
+      <w:numFmt w:val="bullet"/>
+      <w:lvlText w:val=""/>
+      <w:lvlJc w:val="left"/>
+      <w:pPr>
+        <w:tabs>
+          <w:tab w:val="num" w:pos="4320"/>
+        </w:tabs>
+        <w:ind w:left="4320" w:hanging="360"/>
+      </w:pPr>
+      <w:rPr>
+        <w:rFonts w:ascii="Wingdings" w:hAnsi="Wingdings" w:hint="default"/>
+        <w:sz w:val="20"/>
+      </w:rPr>
+    </w:lvl>
+    <w:lvl w:ilvl="6" w:tentative="1">
+      <w:start w:val="1"/>
+      <w:numFmt w:val="bullet"/>
+      <w:lvlText w:val=""/>
+      <w:lvlJc w:val="left"/>
+      <w:pPr>
+        <w:tabs>
+          <w:tab w:val="num" w:pos="5040"/>
+        </w:tabs>
+        <w:ind w:left="5040" w:hanging="360"/>
+      </w:pPr>
+      <w:rPr>
+        <w:rFonts w:ascii="Wingdings" w:hAnsi="Wingdings" w:hint="default"/>
+        <w:sz w:val="20"/>
+      </w:rPr>
+    </w:lvl>
+    <w:lvl w:ilvl="7" w:tentative="1">
+      <w:start w:val="1"/>
+      <w:numFmt w:val="bullet"/>
+      <w:lvlText w:val=""/>
+      <w:lvlJc w:val="left"/>
+      <w:pPr>
+        <w:tabs>
+          <w:tab w:val="num" w:pos="5760"/>
+        </w:tabs>
+        <w:ind w:left="5760" w:hanging="360"/>
+      </w:pPr>
+      <w:rPr>
+        <w:rFonts w:ascii="Wingdings" w:hAnsi="Wingdings" w:hint="default"/>
+        <w:sz w:val="20"/>
+      </w:rPr>
+    </w:lvl>
+    <w:lvl w:ilvl="8" w:tentative="1">
+      <w:start w:val="1"/>
+      <w:numFmt w:val="bullet"/>
+      <w:lvlText w:val=""/>
+      <w:lvlJc w:val="left"/>
+      <w:pPr>
+        <w:tabs>
+          <w:tab w:val="num" w:pos="6480"/>
+        </w:tabs>
+        <w:ind w:left="6480" w:hanging="360"/>
+      </w:pPr>
+      <w:rPr>
+        <w:rFonts w:ascii="Wingdings" w:hAnsi="Wingdings" w:hint="default"/>
+        <w:sz w:val="20"/>
+      </w:rPr>
+    </w:lvl>
+  </w:abstractNum>
   <w:num w:numId="1" w16cid:durableId="980039778">
     <w:abstractNumId w:val="8"/>
   </w:num>
@@ -375,6 +2205,12 @@
   </w:num>
   <w:num w:numId="9" w16cid:durableId="745299821">
     <w:abstractNumId w:val="0"/>
+  </w:num>
+  <w:num w:numId="10" w16cid:durableId="1241718697">
+    <w:abstractNumId w:val="9"/>
+  </w:num>
+  <w:num w:numId="11" w16cid:durableId="966593469">
+    <w:abstractNumId w:val="10"/>
   </w:num>
 </w:numbering>
 </file>
@@ -986,7 +2822,6 @@
   <w:style w:type="character" w:default="1" w:styleId="DefaultParagraphFont">
     <w:name w:val="Default Paragraph Font"/>
     <w:uiPriority w:val="1"/>
-    <w:semiHidden/>
     <w:unhideWhenUsed/>
   </w:style>
   <w:style w:type="table" w:default="1" w:styleId="TableNormal">
